--- a/ClaudeComBook/DocTemplates/testament.docx
+++ b/ClaudeComBook/DocTemplates/testament.docx
@@ -1,6 +1,6 @@
 
 <file path=word/document.xml><?xml version="1.0" encoding="utf-8"?>
-<w:document xmlns:wpc="http://schemas.microsoft.com/office/word/2010/wordprocessingCanvas" xmlns:cx="http://schemas.microsoft.com/office/drawing/2014/chartex" xmlns:cx1="http://schemas.microsoft.com/office/drawing/2015/9/8/chartex" xmlns:cx2="http://schemas.microsoft.com/office/drawing/2015/10/21/chartex" xmlns:cx3="http://schemas.microsoft.com/office/drawing/2016/5/9/chartex" xmlns:cx4="http://schemas.microsoft.com/office/drawing/2016/5/10/chartex" xmlns:cx5="http://schemas.microsoft.com/office/drawing/2016/5/11/chartex" xmlns:cx6="http://schemas.microsoft.com/office/drawing/2016/5/12/chartex" xmlns:cx7="http://schemas.microsoft.com/office/drawing/2016/5/13/chartex" xmlns:cx8="http://schemas.microsoft.com/office/drawing/2016/5/14/chartex" xmlns:mc="http://schemas.openxmlformats.org/markup-compatibility/2006" xmlns:aink="http://schemas.microsoft.com/office/drawing/2016/ink" xmlns:am3d="http://schemas.microsoft.com/office/drawing/2017/model3d" xmlns:o="urn:schemas-microsoft-com:office:office" xmlns:oel="http://schemas.microsoft.com/office/2019/extlst" xmlns:r="http://schemas.openxmlformats.org/officeDocument/2006/relationships" xmlns:m="http://schemas.openxmlformats.org/officeDocument/2006/math" xmlns:v="urn:schemas-microsoft-com:vml" xmlns:wp14="http://schemas.microsoft.com/office/word/2010/wordprocessingDrawing" xmlns:wp="http://schemas.openxmlformats.org/drawingml/2006/wordprocessingDrawing" xmlns:w10="urn:schemas-microsoft-com:office:word" xmlns:w="http://schemas.openxmlformats.org/wordprocessingml/2006/main" xmlns:w14="http://schemas.microsoft.com/office/word/2010/wordml" xmlns:w15="http://schemas.microsoft.com/office/word/2012/wordml" xmlns:w16cei="http://schemas.microsoft.com/office/word/2026/wordml/cei" xmlns:w16cex="http://schemas.microsoft.com/office/word/2018/wordml/cex" xmlns:w16cid="http://schemas.microsoft.com/office/word/2016/wordml/cid" xmlns:w16="http://schemas.microsoft.com/office/word/2018/wordml" xmlns:w16du="http://schemas.microsoft.com/office/word/2023/wordml/word16du" xmlns:w16sdtdh="http://schemas.microsoft.com/office/word/2020/wordml/sdtdatahash" xmlns:w16sdtfl="http://schemas.microsoft.com/office/word/2024/wordml/sdtformatlock" xmlns:w16se="http://schemas.microsoft.com/office/word/2015/wordml/symex" xmlns:wpg="http://schemas.microsoft.com/office/word/2010/wordprocessingGroup" xmlns:wpi="http://schemas.microsoft.com/office/word/2010/wordprocessingInk" xmlns:wne="http://schemas.microsoft.com/office/word/2006/wordml" xmlns:wps="http://schemas.microsoft.com/office/word/2010/wordprocessingShape" mc:Ignorable="w14 w15 w16se w16cid w16 w16cex w16sdtdh w16sdtfl w16du wp14">
+<w:document xmlns:wpc="http://schemas.microsoft.com/office/word/2010/wordprocessingCanvas" xmlns:cx="http://schemas.microsoft.com/office/drawing/2014/chartex" xmlns:cx1="http://schemas.microsoft.com/office/drawing/2015/9/8/chartex" xmlns:mc="http://schemas.openxmlformats.org/markup-compatibility/2006" xmlns:o="urn:schemas-microsoft-com:office:office" xmlns:r="http://schemas.openxmlformats.org/officeDocument/2006/relationships" xmlns:m="http://schemas.openxmlformats.org/officeDocument/2006/math" xmlns:v="urn:schemas-microsoft-com:vml" xmlns:wp14="http://schemas.microsoft.com/office/word/2010/wordprocessingDrawing" xmlns:wp="http://schemas.openxmlformats.org/drawingml/2006/wordprocessingDrawing" xmlns:w10="urn:schemas-microsoft-com:office:word" xmlns:w="http://schemas.openxmlformats.org/wordprocessingml/2006/main" xmlns:w14="http://schemas.microsoft.com/office/word/2010/wordml" xmlns:w15="http://schemas.microsoft.com/office/word/2012/wordml" xmlns:w16se="http://schemas.microsoft.com/office/word/2015/wordml/symex" xmlns:wpg="http://schemas.microsoft.com/office/word/2010/wordprocessingGroup" xmlns:wpi="http://schemas.microsoft.com/office/word/2010/wordprocessingInk" xmlns:wne="http://schemas.microsoft.com/office/word/2006/wordml" xmlns:wps="http://schemas.microsoft.com/office/word/2010/wordprocessingShape" mc:Ignorable="w14 w15 w16se wp14">
   <w:body>
     <w:p>
       <w:pPr>
@@ -167,24 +167,33 @@
       <w:r>
         <w:rPr>
           <w:rFonts w:ascii="Times New Roman" w:hAnsi="Times New Roman" w:cs="Times New Roman"/>
+          <w:b/>
           <w:bCs/>
           <w:i/>
           <w:sz w:val="28"/>
           <w:szCs w:val="28"/>
-          <w:u w:val="single"/>
           <w:lang w:val="en-US"/>
         </w:rPr>
         <w:t>full_name</w:t>
       </w:r>
+      <w:bookmarkStart w:id="0" w:name="_GoBack"/>
+      <w:bookmarkEnd w:id="0"/>
       <w:proofErr w:type="spellEnd"/>
       <w:r>
         <w:rPr>
           <w:rFonts w:ascii="Times New Roman" w:hAnsi="Times New Roman" w:cs="Times New Roman"/>
           <w:bCs/>
-          <w:i/>
-          <w:sz w:val="28"/>
-          <w:szCs w:val="28"/>
-          <w:u w:val="single"/>
+          <w:sz w:val="28"/>
+          <w:szCs w:val="28"/>
+          <w:lang w:val="uk-UA"/>
+        </w:rPr>
+        <w:t>,</w:t>
+      </w:r>
+      <w:r>
+        <w:rPr>
+          <w:rFonts w:ascii="Times New Roman" w:hAnsi="Times New Roman" w:cs="Times New Roman"/>
+          <w:sz w:val="28"/>
+          <w:szCs w:val="28"/>
           <w:lang w:val="uk-UA"/>
         </w:rPr>
         <w:t xml:space="preserve">  </w:t>
@@ -192,22 +201,81 @@
       <w:r>
         <w:rPr>
           <w:rFonts w:ascii="Times New Roman" w:hAnsi="Times New Roman" w:cs="Times New Roman"/>
-          <w:bCs/>
-          <w:sz w:val="28"/>
-          <w:szCs w:val="28"/>
-          <w:lang w:val="uk-UA"/>
-        </w:rPr>
-        <w:t>,</w:t>
-      </w:r>
-      <w:r>
-        <w:rPr>
-          <w:rFonts w:ascii="Times New Roman" w:hAnsi="Times New Roman" w:cs="Times New Roman"/>
-          <w:sz w:val="28"/>
-          <w:szCs w:val="28"/>
-          <w:lang w:val="uk-UA"/>
+          <w:sz w:val="28"/>
+          <w:szCs w:val="28"/>
+          <w:lang w:val="en-US"/>
+        </w:rPr>
+        <w:t>which born</w:t>
+      </w:r>
+      <w:r>
+        <w:rPr>
+          <w:rFonts w:ascii="Times New Roman" w:hAnsi="Times New Roman" w:cs="Times New Roman"/>
+          <w:sz w:val="28"/>
+          <w:szCs w:val="28"/>
+          <w:lang w:val="uk-UA"/>
+        </w:rPr>
+        <w:t xml:space="preserve">  в </w:t>
+      </w:r>
+      <w:r>
+        <w:rPr>
+          <w:rFonts w:ascii="Times New Roman" w:hAnsi="Times New Roman" w:cs="Times New Roman"/>
+          <w:sz w:val="28"/>
+          <w:szCs w:val="28"/>
+          <w:lang w:val="en-US"/>
         </w:rPr>
         <w:t xml:space="preserve">  </w:t>
       </w:r>
+      <w:proofErr w:type="spellStart"/>
+      <w:r>
+        <w:rPr>
+          <w:rFonts w:ascii="Times New Roman" w:hAnsi="Times New Roman" w:cs="Times New Roman"/>
+          <w:iCs/>
+          <w:sz w:val="28"/>
+          <w:szCs w:val="28"/>
+          <w:lang w:val="uk-UA"/>
+        </w:rPr>
+        <w:t>місце</w:t>
+      </w:r>
+      <w:r>
+        <w:rPr>
+          <w:rFonts w:ascii="Times New Roman" w:hAnsi="Times New Roman" w:cs="Times New Roman"/>
+          <w:iCs/>
+          <w:sz w:val="28"/>
+          <w:szCs w:val="28"/>
+          <w:lang w:val="uk-UA"/>
+        </w:rPr>
+        <w:t>народження</w:t>
+      </w:r>
+      <w:proofErr w:type="spellEnd"/>
+      <w:r>
+        <w:rPr>
+          <w:rFonts w:ascii="Times New Roman" w:hAnsi="Times New Roman" w:cs="Times New Roman"/>
+          <w:sz w:val="28"/>
+          <w:szCs w:val="28"/>
+          <w:lang w:val="uk-UA"/>
+        </w:rPr>
+        <w:t xml:space="preserve"> </w:t>
+      </w:r>
+      <w:r>
+        <w:rPr>
+          <w:rFonts w:ascii="Times New Roman" w:hAnsi="Times New Roman" w:cs="Times New Roman"/>
+          <w:color w:val="EE0000"/>
+          <w:sz w:val="28"/>
+          <w:szCs w:val="28"/>
+          <w:lang w:val="uk-UA"/>
+        </w:rPr>
+        <w:t xml:space="preserve">  </w:t>
+      </w:r>
+      <w:r>
+        <w:rPr>
+          <w:rFonts w:ascii="Times New Roman" w:hAnsi="Times New Roman" w:cs="Times New Roman"/>
+          <w:sz w:val="28"/>
+          <w:szCs w:val="28"/>
+          <w:lang w:val="uk-UA"/>
+        </w:rPr>
+        <w:t xml:space="preserve">, </w:t>
+      </w:r>
+      <w:proofErr w:type="spellStart"/>
       <w:r>
         <w:rPr>
           <w:rFonts w:ascii="Times New Roman" w:hAnsi="Times New Roman" w:cs="Times New Roman"/>
@@ -215,17 +283,19 @@
           <w:szCs w:val="28"/>
           <w:lang w:val="en-US"/>
         </w:rPr>
-        <w:t>which born</w:t>
-      </w:r>
-      <w:r>
-        <w:rPr>
-          <w:rFonts w:ascii="Times New Roman" w:hAnsi="Times New Roman" w:cs="Times New Roman"/>
-          <w:sz w:val="28"/>
-          <w:szCs w:val="28"/>
-          <w:lang w:val="uk-UA"/>
-        </w:rPr>
-        <w:t xml:space="preserve">  в </w:t>
-      </w:r>
+        <w:t>birth_date</w:t>
+      </w:r>
+      <w:proofErr w:type="spellEnd"/>
+      <w:r>
+        <w:rPr>
+          <w:rFonts w:ascii="Times New Roman" w:hAnsi="Times New Roman" w:cs="Times New Roman"/>
+          <w:sz w:val="28"/>
+          <w:szCs w:val="28"/>
+          <w:lang w:val="uk-UA"/>
+        </w:rPr>
+        <w:t xml:space="preserve">   та   </w:t>
+      </w:r>
+      <w:proofErr w:type="spellStart"/>
       <w:r>
         <w:rPr>
           <w:rFonts w:ascii="Times New Roman" w:hAnsi="Times New Roman" w:cs="Times New Roman"/>
@@ -233,30 +303,53 @@
           <w:szCs w:val="28"/>
           <w:lang w:val="en-US"/>
         </w:rPr>
-        <w:t xml:space="preserve">  </w:t>
-      </w:r>
-      <w:r>
-        <w:rPr>
-          <w:rFonts w:ascii="Times New Roman" w:hAnsi="Times New Roman" w:cs="Times New Roman"/>
-          <w:i/>
-          <w:iCs/>
-          <w:color w:val="EE0000"/>
-          <w:sz w:val="28"/>
-          <w:szCs w:val="28"/>
-          <w:u w:val="single"/>
-          <w:lang w:val="uk-UA"/>
-        </w:rPr>
-        <w:t>місце народження</w:t>
-      </w:r>
-      <w:r>
-        <w:rPr>
-          <w:rFonts w:ascii="Times New Roman" w:hAnsi="Times New Roman" w:cs="Times New Roman"/>
-          <w:color w:val="EE0000"/>
-          <w:sz w:val="28"/>
-          <w:szCs w:val="28"/>
-          <w:lang w:val="uk-UA"/>
-        </w:rPr>
-        <w:t xml:space="preserve">   </w:t>
+        <w:t>registr</w:t>
+      </w:r>
+      <w:proofErr w:type="spellEnd"/>
+      <w:r>
+        <w:rPr>
+          <w:rFonts w:ascii="Times New Roman" w:hAnsi="Times New Roman" w:cs="Times New Roman"/>
+          <w:sz w:val="28"/>
+          <w:szCs w:val="28"/>
+          <w:lang w:val="uk-UA"/>
+        </w:rPr>
+        <w:t xml:space="preserve">   і  проживаю   в </w:t>
+      </w:r>
+      <w:r>
+        <w:rPr>
+          <w:rFonts w:ascii="Times New Roman" w:hAnsi="Times New Roman" w:cs="Times New Roman"/>
+          <w:sz w:val="28"/>
+          <w:szCs w:val="28"/>
+          <w:lang w:val="uk-UA"/>
+        </w:rPr>
+        <w:t>с.</w:t>
+      </w:r>
+      <w:r>
+        <w:rPr>
+          <w:rFonts w:ascii="Times New Roman" w:hAnsi="Times New Roman" w:cs="Times New Roman"/>
+          <w:sz w:val="28"/>
+          <w:szCs w:val="28"/>
+          <w:lang w:val="en-US"/>
+        </w:rPr>
+        <w:t>village</w:t>
+      </w:r>
+      <w:r>
+        <w:rPr>
+          <w:rFonts w:ascii="Times New Roman" w:hAnsi="Times New Roman" w:cs="Times New Roman"/>
+          <w:sz w:val="28"/>
+          <w:szCs w:val="28"/>
+          <w:lang w:val="uk-UA"/>
+        </w:rPr>
+        <w:t>, вул.</w:t>
+      </w:r>
+      <w:r>
+        <w:rPr>
+          <w:rFonts w:ascii="Times New Roman" w:hAnsi="Times New Roman" w:cs="Times New Roman"/>
+          <w:sz w:val="28"/>
+          <w:szCs w:val="28"/>
+          <w:lang w:val="en-US"/>
+        </w:rPr>
+        <w:t>street</w:t>
       </w:r>
       <w:r>
         <w:rPr>
@@ -267,15 +360,33 @@
         </w:rPr>
         <w:t xml:space="preserve">, </w:t>
       </w:r>
+      <w:r>
+        <w:rPr>
+          <w:rFonts w:ascii="Times New Roman" w:hAnsi="Times New Roman" w:cs="Times New Roman"/>
+          <w:sz w:val="28"/>
+          <w:szCs w:val="28"/>
+          <w:lang w:val="en-US"/>
+        </w:rPr>
+        <w:t>house</w:t>
+      </w:r>
+      <w:r>
+        <w:rPr>
+          <w:rFonts w:ascii="Times New Roman" w:hAnsi="Times New Roman" w:cs="Times New Roman"/>
+          <w:sz w:val="28"/>
+          <w:szCs w:val="28"/>
+          <w:lang w:val="uk-UA"/>
+        </w:rPr>
+        <w:t xml:space="preserve"> ,  </w:t>
+      </w:r>
       <w:proofErr w:type="spellStart"/>
       <w:r>
         <w:rPr>
           <w:rFonts w:ascii="Times New Roman" w:hAnsi="Times New Roman" w:cs="Times New Roman"/>
           <w:sz w:val="28"/>
           <w:szCs w:val="28"/>
-          <w:lang w:val="en-US"/>
-        </w:rPr>
-        <w:t>birth_date</w:t>
+          <w:lang w:val="uk-UA"/>
+        </w:rPr>
+        <w:t>Стрийського</w:t>
       </w:r>
       <w:proofErr w:type="spellEnd"/>
       <w:r>
@@ -285,90 +396,7 @@
           <w:szCs w:val="28"/>
           <w:lang w:val="uk-UA"/>
         </w:rPr>
-        <w:t xml:space="preserve">   та   </w:t>
-      </w:r>
-      <w:proofErr w:type="spellStart"/>
-      <w:r>
-        <w:rPr>
-          <w:rFonts w:ascii="Times New Roman" w:hAnsi="Times New Roman" w:cs="Times New Roman"/>
-          <w:sz w:val="28"/>
-          <w:szCs w:val="28"/>
-          <w:lang w:val="en-US"/>
-        </w:rPr>
-        <w:t>registr</w:t>
-      </w:r>
-      <w:proofErr w:type="spellEnd"/>
-      <w:r>
-        <w:rPr>
-          <w:rFonts w:ascii="Times New Roman" w:hAnsi="Times New Roman" w:cs="Times New Roman"/>
-          <w:sz w:val="28"/>
-          <w:szCs w:val="28"/>
-          <w:lang w:val="uk-UA"/>
-        </w:rPr>
-        <w:t xml:space="preserve">   і  проживаю   в </w:t>
-      </w:r>
-      <w:r>
-        <w:rPr>
-          <w:rFonts w:ascii="Times New Roman" w:hAnsi="Times New Roman" w:cs="Times New Roman"/>
-          <w:sz w:val="28"/>
-          <w:szCs w:val="28"/>
-          <w:lang w:val="uk-UA"/>
-        </w:rPr>
-        <w:t>с.</w:t>
-      </w:r>
-      <w:r>
-        <w:rPr>
-          <w:rFonts w:ascii="Times New Roman" w:hAnsi="Times New Roman" w:cs="Times New Roman"/>
-          <w:sz w:val="28"/>
-          <w:szCs w:val="28"/>
-          <w:lang w:val="en-US"/>
-        </w:rPr>
-        <w:t>village</w:t>
-      </w:r>
-      <w:r>
-        <w:rPr>
-          <w:rFonts w:ascii="Times New Roman" w:hAnsi="Times New Roman" w:cs="Times New Roman"/>
-          <w:sz w:val="28"/>
-          <w:szCs w:val="28"/>
-          <w:lang w:val="uk-UA"/>
-        </w:rPr>
-        <w:t>, вул.</w:t>
-      </w:r>
-      <w:r>
-        <w:rPr>
-          <w:rFonts w:ascii="Times New Roman" w:hAnsi="Times New Roman" w:cs="Times New Roman"/>
-          <w:sz w:val="28"/>
-          <w:szCs w:val="28"/>
-          <w:lang w:val="en-US"/>
-        </w:rPr>
-        <w:t>street</w:t>
-      </w:r>
-      <w:r>
-        <w:rPr>
-          <w:rFonts w:ascii="Times New Roman" w:hAnsi="Times New Roman" w:cs="Times New Roman"/>
-          <w:sz w:val="28"/>
-          <w:szCs w:val="28"/>
-          <w:lang w:val="uk-UA"/>
-        </w:rPr>
-        <w:t xml:space="preserve">, </w:t>
-      </w:r>
-      <w:r>
-        <w:rPr>
-          <w:rFonts w:ascii="Times New Roman" w:hAnsi="Times New Roman" w:cs="Times New Roman"/>
-          <w:sz w:val="28"/>
-          <w:szCs w:val="28"/>
-          <w:lang w:val="en-US"/>
-        </w:rPr>
-        <w:t>house</w:t>
-      </w:r>
-      <w:r>
-        <w:rPr>
-          <w:rFonts w:ascii="Times New Roman" w:hAnsi="Times New Roman" w:cs="Times New Roman"/>
-          <w:sz w:val="28"/>
-          <w:szCs w:val="28"/>
-          <w:lang w:val="uk-UA"/>
-        </w:rPr>
-        <w:t xml:space="preserve"> ,  Стрийського   району  Львівської  області </w:t>
+        <w:t xml:space="preserve">   району  Львівської  області </w:t>
       </w:r>
       <w:r>
         <w:rPr>
@@ -435,33 +463,31 @@
         </w:rPr>
         <w:t xml:space="preserve">що  мені  буде належати  на  день  смерті  на  що  я  за  законом  матиму право, заповідаю    </w:t>
       </w:r>
+      <w:proofErr w:type="spellStart"/>
       <w:r>
         <w:rPr>
           <w:rFonts w:ascii="Times New Roman" w:hAnsi="Times New Roman" w:cs="Times New Roman"/>
           <w:b/>
           <w:bCs/>
           <w:i/>
-          <w:color w:val="EE0000"/>
-          <w:sz w:val="28"/>
-          <w:szCs w:val="28"/>
-          <w:u w:val="single"/>
-          <w:lang w:val="uk-UA"/>
-        </w:rPr>
-        <w:t>Прізвище Ім’я По батькові,</w:t>
-      </w:r>
+          <w:sz w:val="28"/>
+          <w:szCs w:val="28"/>
+          <w:lang w:val="uk-UA"/>
+        </w:rPr>
+        <w:t>ПІБкому</w:t>
+      </w:r>
+      <w:proofErr w:type="spellEnd"/>
       <w:r>
         <w:rPr>
           <w:rFonts w:ascii="Times New Roman" w:hAnsi="Times New Roman" w:cs="Times New Roman"/>
           <w:b/>
           <w:bCs/>
           <w:i/>
-          <w:color w:val="EE0000"/>
-          <w:sz w:val="28"/>
-          <w:szCs w:val="28"/>
-          <w:u w:val="single"/>
-          <w:lang w:val="uk-UA"/>
-        </w:rPr>
-        <w:t xml:space="preserve"> </w:t>
+          <w:sz w:val="28"/>
+          <w:szCs w:val="28"/>
+          <w:lang w:val="uk-UA"/>
+        </w:rPr>
+        <w:t>,</w:t>
       </w:r>
       <w:r>
         <w:rPr>
@@ -469,40 +495,96 @@
           <w:b/>
           <w:bCs/>
           <w:i/>
-          <w:color w:val="EE0000"/>
-          <w:sz w:val="28"/>
-          <w:szCs w:val="28"/>
-          <w:u w:val="single"/>
-          <w:lang w:val="uk-UA"/>
-        </w:rPr>
-        <w:t xml:space="preserve"> Дата народження </w:t>
-      </w:r>
-      <w:proofErr w:type="spellStart"/>
+          <w:sz w:val="28"/>
+          <w:szCs w:val="28"/>
+          <w:lang w:val="uk-UA"/>
+        </w:rPr>
+        <w:t xml:space="preserve"> </w:t>
+      </w:r>
       <w:r>
         <w:rPr>
           <w:rFonts w:ascii="Times New Roman" w:hAnsi="Times New Roman" w:cs="Times New Roman"/>
           <w:b/>
           <w:bCs/>
           <w:i/>
-          <w:color w:val="EE0000"/>
-          <w:sz w:val="28"/>
-          <w:szCs w:val="28"/>
-          <w:u w:val="single"/>
-          <w:lang w:val="uk-UA"/>
-        </w:rPr>
-        <w:t>р.н</w:t>
-      </w:r>
-      <w:proofErr w:type="spellEnd"/>
+          <w:sz w:val="28"/>
+          <w:szCs w:val="28"/>
+          <w:lang w:val="uk-UA"/>
+        </w:rPr>
+        <w:t xml:space="preserve"> </w:t>
+      </w:r>
+      <w:proofErr w:type="spellStart"/>
       <w:r>
         <w:rPr>
           <w:rFonts w:ascii="Times New Roman" w:hAnsi="Times New Roman" w:cs="Times New Roman"/>
           <w:b/>
           <w:bCs/>
           <w:i/>
-          <w:color w:val="EE0000"/>
-          <w:sz w:val="28"/>
-          <w:szCs w:val="28"/>
-          <w:u w:val="single"/>
+          <w:sz w:val="28"/>
+          <w:szCs w:val="28"/>
+          <w:lang w:val="uk-UA"/>
+        </w:rPr>
+        <w:t>Дата</w:t>
+      </w:r>
+      <w:r>
+        <w:rPr>
+          <w:rFonts w:ascii="Times New Roman" w:hAnsi="Times New Roman" w:cs="Times New Roman"/>
+          <w:b/>
+          <w:bCs/>
+          <w:i/>
+          <w:sz w:val="28"/>
+          <w:szCs w:val="28"/>
+          <w:lang w:val="uk-UA"/>
+        </w:rPr>
+        <w:t>народження</w:t>
+      </w:r>
+      <w:r>
+        <w:rPr>
+          <w:rFonts w:ascii="Times New Roman" w:hAnsi="Times New Roman" w:cs="Times New Roman"/>
+          <w:b/>
+          <w:bCs/>
+          <w:i/>
+          <w:sz w:val="28"/>
+          <w:szCs w:val="28"/>
+          <w:lang w:val="uk-UA"/>
+        </w:rPr>
+        <w:t>кому</w:t>
+      </w:r>
+      <w:proofErr w:type="spellEnd"/>
+      <w:r>
+        <w:rPr>
+          <w:rFonts w:ascii="Times New Roman" w:hAnsi="Times New Roman" w:cs="Times New Roman"/>
+          <w:b/>
+          <w:bCs/>
+          <w:i/>
+          <w:sz w:val="28"/>
+          <w:szCs w:val="28"/>
+          <w:lang w:val="uk-UA"/>
+        </w:rPr>
+        <w:t xml:space="preserve"> </w:t>
+      </w:r>
+      <w:proofErr w:type="spellStart"/>
+      <w:r>
+        <w:rPr>
+          <w:rFonts w:ascii="Times New Roman" w:hAnsi="Times New Roman" w:cs="Times New Roman"/>
+          <w:b/>
+          <w:bCs/>
+          <w:i/>
+          <w:sz w:val="28"/>
+          <w:szCs w:val="28"/>
+          <w:lang w:val="uk-UA"/>
+        </w:rPr>
+        <w:t>р.н</w:t>
+      </w:r>
+      <w:proofErr w:type="spellEnd"/>
+      <w:r>
+        <w:rPr>
+          <w:rFonts w:ascii="Times New Roman" w:hAnsi="Times New Roman" w:cs="Times New Roman"/>
+          <w:b/>
+          <w:bCs/>
+          <w:i/>
+          <w:sz w:val="28"/>
+          <w:szCs w:val="28"/>
           <w:lang w:val="uk-UA"/>
         </w:rPr>
         <w:t>.</w:t>
@@ -650,7 +732,27 @@
           <w:szCs w:val="28"/>
           <w:lang w:val="uk-UA"/>
         </w:rPr>
-        <w:t xml:space="preserve">  округу Стрийського  району  Львівської  області, а  другий  видається  заповідачу.</w:t>
+        <w:t xml:space="preserve">  округу </w:t>
+      </w:r>
+      <w:proofErr w:type="spellStart"/>
+      <w:r>
+        <w:rPr>
+          <w:rFonts w:ascii="Times New Roman" w:hAnsi="Times New Roman" w:cs="Times New Roman"/>
+          <w:sz w:val="28"/>
+          <w:szCs w:val="28"/>
+          <w:lang w:val="uk-UA"/>
+        </w:rPr>
+        <w:t>Стрийського</w:t>
+      </w:r>
+      <w:proofErr w:type="spellEnd"/>
+      <w:r>
+        <w:rPr>
+          <w:rFonts w:ascii="Times New Roman" w:hAnsi="Times New Roman" w:cs="Times New Roman"/>
+          <w:sz w:val="28"/>
+          <w:szCs w:val="28"/>
+          <w:lang w:val="uk-UA"/>
+        </w:rPr>
+        <w:t xml:space="preserve">  району  Львівської  області, а  другий  видається  заповідачу.</w:t>
       </w:r>
     </w:p>
     <w:p>
@@ -792,7 +894,27 @@
           <w:szCs w:val="28"/>
           <w:lang w:val="uk-UA"/>
         </w:rPr>
-        <w:t xml:space="preserve">  округу Жидачівської  міської  ради Львівської  області. Заповіт  записаний  мною</w:t>
+        <w:t xml:space="preserve">  округу </w:t>
+      </w:r>
+      <w:proofErr w:type="spellStart"/>
+      <w:r>
+        <w:rPr>
+          <w:rFonts w:ascii="Times New Roman" w:hAnsi="Times New Roman" w:cs="Times New Roman"/>
+          <w:sz w:val="28"/>
+          <w:szCs w:val="28"/>
+          <w:lang w:val="uk-UA"/>
+        </w:rPr>
+        <w:t>Жидачівської</w:t>
+      </w:r>
+      <w:proofErr w:type="spellEnd"/>
+      <w:r>
+        <w:rPr>
+          <w:rFonts w:ascii="Times New Roman" w:hAnsi="Times New Roman" w:cs="Times New Roman"/>
+          <w:sz w:val="28"/>
+          <w:szCs w:val="28"/>
+          <w:lang w:val="uk-UA"/>
+        </w:rPr>
+        <w:t xml:space="preserve">  міської  ради Львівської  області. Заповіт  записаний  мною</w:t>
       </w:r>
       <w:r>
         <w:rPr>
@@ -838,7 +960,6 @@
           <w:i/>
           <w:sz w:val="28"/>
           <w:szCs w:val="28"/>
-          <w:u w:val="single"/>
           <w:lang w:val="en-US"/>
         </w:rPr>
         <w:t>full_name</w:t>
@@ -851,7 +972,6 @@
           <w:i/>
           <w:sz w:val="28"/>
           <w:szCs w:val="28"/>
-          <w:u w:val="single"/>
           <w:lang w:val="uk-UA"/>
         </w:rPr>
         <w:t xml:space="preserve"> </w:t>
@@ -883,7 +1003,16 @@
           <w:szCs w:val="28"/>
           <w:lang w:val="uk-UA"/>
         </w:rPr>
-        <w:t xml:space="preserve">Заповіт  до  підписання  прочитаний  </w:t>
+        <w:t xml:space="preserve">Заповіт  до  підписання  прочитаний </w:t>
+      </w:r>
+      <w:r>
+        <w:rPr>
+          <w:rFonts w:ascii="Times New Roman" w:hAnsi="Times New Roman" w:cs="Times New Roman"/>
+          <w:sz w:val="28"/>
+          <w:szCs w:val="28"/>
+          <w:lang w:val="uk-UA"/>
+        </w:rPr>
+        <w:t xml:space="preserve"> </w:t>
       </w:r>
       <w:proofErr w:type="spellStart"/>
       <w:r>
@@ -893,7 +1022,6 @@
           <w:i/>
           <w:sz w:val="28"/>
           <w:szCs w:val="28"/>
-          <w:u w:val="single"/>
           <w:lang w:val="en-US"/>
         </w:rPr>
         <w:t>full_name</w:t>
@@ -906,7 +1034,16 @@
           <w:szCs w:val="28"/>
           <w:lang w:val="uk-UA"/>
         </w:rPr>
-        <w:t xml:space="preserve">  і власноручно  підписаний  </w:t>
+        <w:t xml:space="preserve">  </w:t>
+      </w:r>
+      <w:r>
+        <w:rPr>
+          <w:rFonts w:ascii="Times New Roman" w:hAnsi="Times New Roman" w:cs="Times New Roman"/>
+          <w:sz w:val="28"/>
+          <w:szCs w:val="28"/>
+          <w:lang w:val="uk-UA"/>
+        </w:rPr>
+        <w:t xml:space="preserve">і власноручно  підписаний  </w:t>
       </w:r>
       <w:r>
         <w:rPr>
@@ -1028,7 +1165,7 @@
           <w:szCs w:val="28"/>
           <w:lang w:val="uk-UA"/>
         </w:rPr>
-        <w:t>Довідки</w:t>
+        <w:t>Заповіту</w:t>
       </w:r>
       <w:proofErr w:type="spellEnd"/>
     </w:p>
@@ -1113,7 +1250,7 @@
           <w:rFonts w:ascii="Times New Roman" w:hAnsi="Times New Roman" w:cs="Times New Roman"/>
           <w:sz w:val="28"/>
           <w:szCs w:val="28"/>
-          <w:lang w:val="uk-UA" w:eastAsia="uk-UA"/>
+          <w:lang w:val="en-US" w:eastAsia="uk-UA"/>
         </w:rPr>
       </w:pPr>
       <w:proofErr w:type="spellStart"/>
@@ -1136,6 +1273,7 @@
         </w:rPr>
         <w:t xml:space="preserve">  округу                                                     </w:t>
       </w:r>
+      <w:proofErr w:type="spellStart"/>
       <w:r>
         <w:rPr>
           <w:rFonts w:ascii="Times New Roman" w:eastAsia="Times New Roman" w:hAnsi="Times New Roman"/>
@@ -1143,8 +1281,9 @@
           <w:szCs w:val="28"/>
           <w:lang w:val="en-US" w:eastAsia="uk-UA"/>
         </w:rPr>
-        <w:t>Name_1 SURNAME_1</w:t>
-      </w:r>
+        <w:t>ShortName</w:t>
+      </w:r>
+      <w:proofErr w:type="spellEnd"/>
     </w:p>
     <w:p>
       <w:pPr>
@@ -1168,7 +1307,7 @@
 </file>
 
 <file path=word/styles.xml><?xml version="1.0" encoding="utf-8"?>
-<w:styles xmlns:mc="http://schemas.openxmlformats.org/markup-compatibility/2006" xmlns:r="http://schemas.openxmlformats.org/officeDocument/2006/relationships" xmlns:w="http://schemas.openxmlformats.org/wordprocessingml/2006/main" xmlns:w14="http://schemas.microsoft.com/office/word/2010/wordml" xmlns:w15="http://schemas.microsoft.com/office/word/2012/wordml" xmlns:w16cex="http://schemas.microsoft.com/office/word/2018/wordml/cex" xmlns:w16cid="http://schemas.microsoft.com/office/word/2016/wordml/cid" xmlns:w16="http://schemas.microsoft.com/office/word/2018/wordml" xmlns:w16du="http://schemas.microsoft.com/office/word/2023/wordml/word16du" xmlns:w16sdtdh="http://schemas.microsoft.com/office/word/2020/wordml/sdtdatahash" xmlns:w16sdtfl="http://schemas.microsoft.com/office/word/2024/wordml/sdtformatlock" xmlns:w16se="http://schemas.microsoft.com/office/word/2015/wordml/symex" mc:Ignorable="w14 w15 w16se w16cid w16 w16cex w16sdtdh w16sdtfl w16du">
+<w:styles xmlns:mc="http://schemas.openxmlformats.org/markup-compatibility/2006" xmlns:r="http://schemas.openxmlformats.org/officeDocument/2006/relationships" xmlns:w="http://schemas.openxmlformats.org/wordprocessingml/2006/main" xmlns:w14="http://schemas.microsoft.com/office/word/2010/wordml" xmlns:w15="http://schemas.microsoft.com/office/word/2012/wordml" xmlns:w16se="http://schemas.microsoft.com/office/word/2015/wordml/symex" mc:Ignorable="w14 w15 w16se">
   <w:docDefaults>
     <w:rPrDefault>
       <w:rPr>
@@ -1186,7 +1325,7 @@
       </w:pPr>
     </w:pPrDefault>
   </w:docDefaults>
-  <w:latentStyles w:defLockedState="0" w:defUIPriority="99" w:defSemiHidden="0" w:defUnhideWhenUsed="0" w:defQFormat="0" w:count="376">
+  <w:latentStyles w:defLockedState="0" w:defUIPriority="99" w:defSemiHidden="0" w:defUnhideWhenUsed="0" w:defQFormat="0" w:count="371">
     <w:lsdException w:name="Normal" w:uiPriority="0" w:qFormat="1"/>
     <w:lsdException w:name="heading 1" w:uiPriority="9" w:qFormat="1"/>
     <w:lsdException w:name="heading 2" w:semiHidden="1" w:uiPriority="9" w:unhideWhenUsed="1" w:qFormat="1"/>
@@ -1558,11 +1697,6 @@
     <w:lsdException w:name="List Table 5 Dark Accent 6" w:uiPriority="50"/>
     <w:lsdException w:name="List Table 6 Colorful Accent 6" w:uiPriority="51"/>
     <w:lsdException w:name="List Table 7 Colorful Accent 6" w:uiPriority="52"/>
-    <w:lsdException w:name="Mention" w:semiHidden="1" w:unhideWhenUsed="1"/>
-    <w:lsdException w:name="Smart Hyperlink" w:semiHidden="1" w:unhideWhenUsed="1"/>
-    <w:lsdException w:name="Hashtag" w:semiHidden="1" w:unhideWhenUsed="1"/>
-    <w:lsdException w:name="Unresolved Mention" w:semiHidden="1" w:unhideWhenUsed="1"/>
-    <w:lsdException w:name="Smart Link" w:semiHidden="1" w:unhideWhenUsed="1"/>
   </w:latentStyles>
   <w:style w:type="paragraph" w:default="1" w:styleId="a">
     <w:name w:val="Normal"/>
